--- a/carta_template.docx
+++ b/carta_template.docx
@@ -213,7 +213,7 @@
           <w:szCs w:val="22"/>
           <w:lang w:eastAsia="en-US"/>
         </w:rPr>
-        <w:t>Por medio del presente y de acuerdo con el proyecto [{pry}], [“{nombre_proyecto}”], hacemos formal el inicio del contrato de soporte “</w:t>
+        <w:t>Por medio del presente y de acuerdo con el proyecto {pry}, “{nombre_proyecto}”, hacemos formal el inicio del contrato de soporte “</w:t>
         <w:fldChar w:fldCharType="begin"/>
         <w:instrText xml:space="preserve"> MERGEFIELD Tipo_de_Soporte </w:instrText>
         <w:fldChar w:fldCharType="separate"/>
